--- a/containers/gd_15_tiere_granite.docx
+++ b/containers/gd_15_tiere_granite.docx
@@ -909,7 +909,7 @@
           <w:i w:val="0"/>
           <w:sz w:val="21"/>
         </w:rPr>
-        <w:t>Dry-fit all six slabs and grind any gaps with a diamond disc. Bed the joints in lime mortar. Geopolymer — local clay or metakaolin with an alkali activator, cured at low temperature — is an alternative worth considering: it is durable, low-permeability, and makeable from local materials by anyone who finds this later.</w:t>
+        <w:t>Dry-fit all six slabs and grind any gaps with a diamond disc. Bed the joints in lime mortar. Geopolymer — local clay or metakaolin with an alkali activator, cured at low temperature — is an alternative worth considering: durable, low-permeability, and makeable from local materials by anyone who finds this later.</w:t>
       </w:r>
     </w:p>
     <w:p>
@@ -1015,7 +1015,7 @@
           <w:i w:val="0"/>
           <w:sz w:val="21"/>
         </w:rPr>
-        <w:t>Bed the lid on lime mortar and point the perimeter joint. When cured, coat the whole exterior in three or four layers of hot pine pitch or bitumen. This is a water shedding layer, not a seal — it buys the mortar joints decades they would not otherwise have.</w:t>
+        <w:t>Bed the lid on lime mortar and point the perimeter joint. When cured, coat the whole exterior in three or four layers of hot pine pitch or bitumen. This is a water-shedding layer, not a seal — it buys the mortar joints decades they would not otherwise have.</w:t>
       </w:r>
     </w:p>
     <w:p>
